--- a/contracts/02-Lifestyle-Blueprint-Business-Partner-Agreement.docx
+++ b/contracts/02-Lifestyle-Blueprint-Business-Partner-Agreement.docx
@@ -2367,7 +2367,7 @@
         </w:rPr>
         <w:t>9.2</w:t>
         <w:tab/>
-        <w:t>If the Partner or its personnel become aware, in the course of providing the Offer, that an individual they are dealing with is under the age of 18, the Partner must immediately stop dealing with that individual under the Listing and notify UniBlueprint without delay. UniBlueprint’s membership is intended for members aged 18 and over, though some UniBlueprint services are used by younger students — see the note on this in clause 3 of Document 03, the Uni Coach Agreement, which is the more relevant place for it given the nature of Elevation Blueprint coaching; this clause exists for the same reason, as a safeguard for Lifestyle Blueprint redemptions too.</w:t>
+        <w:t>If the Partner or its personnel become aware, in the course of providing the Offer, that an individual they are dealing with is under the age of 18, the Partner must immediately stop dealing with that individual under the Listing and notify UniBlueprint without delay. UniBlueprint’s membership is intended for members aged 18 and over, though some UniBlueprint services are used by younger students — see the age and vetting note in Document 03, the Uni Coach Agreement, which is the more relevant place for it given the nature of Elevation Blueprint coaching; this clause exists for the same reason, as a safeguard for Lifestyle Blueprint redemptions too.</w:t>
       </w:r>
     </w:p>
     <w:p>
@@ -2507,7 +2507,7 @@
         </w:rPr>
         <w:t>11.3</w:t>
         <w:tab/>
-        <w:t>The Partner will comply with the General Data Protection Regulation (EU) 2016/679 and the Data Protection Act 2018 in respect of all Member personal data it holds, will provide its own privacy notice, and will not use Member data for marketing without a lawful basis. Document 13 (Data Processing Terms) sets out further terms that apply where relevant.</w:t>
+        <w:t>The Partner will comply with the General Data Protection Regulation (EU) 2016/679 and the Data Protection Act 2018 in respect of all Member personal data it holds, will provide its own privacy notice, and will not use Member data for marketing without a lawful basis. Document 13 (Data Processing Terms), where UniBlueprint has provided the Partner with a copy of it, sets out further terms that apply where relevant.</w:t>
       </w:r>
     </w:p>
     <w:p>

--- a/contracts/02-Lifestyle-Blueprint-Business-Partner-Agreement.docx
+++ b/contracts/02-Lifestyle-Blueprint-Business-Partner-Agreement.docx
@@ -1817,7 +1817,7 @@
         </w:rPr>
         <w:t>4.3</w:t>
         <w:tab/>
-        <w:t>UniBlueprint may reassess the Partner’s Tier from time to time to reflect changes in the size of the Partner’s business, the scope of its Listing, or its pricing. UniBlueprint will give the Partner [NOTICE PERIOD — TO BE CONFIRMED BY FINANCE] written notice before a change of Tier takes effect.</w:t>
+        <w:t>UniBlueprint may reassess the Partner’s Tier from time to time to reflect changes in the size of the Partner’s business, the scope of its Listing, or its pricing. UniBlueprint will give the Partner thirty (30) days’ written notice before a change of Tier takes effect.</w:t>
       </w:r>
     </w:p>
     <w:p>
@@ -1849,7 +1849,7 @@
         </w:rPr>
         <w:t>4.5</w:t>
         <w:tab/>
-        <w:t>A Partner that signs a Business Partner Agreement before the Public Launch Date is awarded the Founding Partner Badge. The Badge is a timing-based recognition and is independent of the Partner’s Tier or Payment Option. [REVOCABILITY — TO BE CONFIRMED WITH SOLICITOR] governs whether the Badge is retained if the Partner later leaves and rejoins the Platform.</w:t>
+        <w:t>A Partner that signs a Business Partner Agreement before the Public Launch Date is awarded the Founding Partner Badge. The Badge is a timing-based recognition and is independent of the Partner’s Tier or Payment Option. The Badge is retained for as long as the Partner maintains a live Listing on the Platform. If the Listing lapses or is removed and the Partner later rejoins the Platform, the Badge is retained if the Partner rejoins within six (6) months of leaving, and is not retained if the Partner rejoins after that six (6) month period.</w:t>
       </w:r>
     </w:p>
     <w:p>

--- a/contracts/02-Lifestyle-Blueprint-Business-Partner-Agreement.docx
+++ b/contracts/02-Lifestyle-Blueprint-Business-Partner-Agreement.docx
@@ -70,7 +70,7 @@
         </w:rPr>
         <w:t>(2)</w:t>
         <w:tab/>
-        <w:t>[PARTNER LEGAL NAME], trading as [TRADING NAME], of [BUSINESS ADDRESS], [company/VAT number if applicable] (the “Partner”, “you”).</w:t>
+        <w:t>[PARTNER LEGAL NAME], trading as [TRADING NAME], of [BUSINESS ADDRESS] (the “Partner”, “you”).</w:t>
       </w:r>
     </w:p>
     <w:p>
@@ -217,6 +217,17 @@
                 <w:sz w:val="20"/>
               </w:rPr>
               <w:t xml:space="preserve"> covering the ongoing, paid relationship, built on everything already in this document — nothing here is thrown away, only added to.</w:t>
+            </w:r>
+          </w:p>
+          <w:p>
+            <w:r>
+              <w:rPr>
+                <w:rFonts w:ascii="Calibri" w:hAnsi="Calibri" w:cs="Calibri" w:eastAsia="Calibri"/>
+                <w:b w:val="0"/>
+                <w:color w:val="78350F"/>
+                <w:sz w:val="20"/>
+              </w:rPr>
+              <w:t>If you decide to continue beyond the Free Trial Period, we will confirm any further details we need from you at that point, as part of issuing the Business Partner Agreement — not before.</w:t>
             </w:r>
           </w:p>
           <w:p>
